--- a/klagomål/A 36895-2024 FSC-klagomål.docx
+++ b/klagomål/A 36895-2024 FSC-klagomål.docx
@@ -221,7 +221,7 @@
     </w:p>
     <w:p>
       <w:r>
-        <w:t>I avverkningsanmälan finns fynd av 3 naturvårdsarter, varav 2 är rödlistade, 1 är fridlyst, 3 är typiska (T) och 1 är signalart (S): garnlav (VU, T), tretåig hackspett (NT, T, §4) och vedticka (S, T). Se Figur 1.</w:t>
+        <w:t>I avverkningsanmälan finns fynd av 4 naturvårdsarter, varav 3 är rödlistade, 2 är fridlysta, 4 är typiska (T) och 1 är signalart (S): garnlav (VU, T), lavskrika (NT, T, §4), tretåig hackspett (NT, T, §4) och vedticka (S, T). Se Figur 1.</w:t>
       </w:r>
     </w:p>
     <w:p>
@@ -281,6 +281,26 @@
         <w:rPr>
           <w:b/>
         </w:rPr>
+        <w:t>Lavskrika (NT, §4)</w:t>
+      </w:r>
+      <w:r>
+        <w:t xml:space="preserve"> är rödlistad som nära hotad och fridlyst enligt 4§ artskyddsförordningen. Den har minskat med 20 (10–30) % under de senaste 15 åren och minskningstakten bedöms vara nära gränsvärdet för sårbar (VU). Lavskrikan är en mycket stationär fågel, som häckar i äldre, slutna och hänglavsrika barrskogar. Nyckelfaktorer är flerskiktad skog med rik undervegetation samt riklig förekomst av hänglavar. Reviren är livslånga med hemområden som varierar mellan 50 och 150 ha. Inom ett revir av hög kvalitet finns det som regel ett eller flera kärnområden (1–20 ha) med relativt tät flerskiktad granskog. Arten missgynnas när flerskiktad skog omförs till enskiktade bestånd och även röjning och hård gallring är starkt negativt. Lavskrikan har relativt stora hemområden och försvinner när den äldre skogen fragmenteras, särskilt allvarligt är när kärnområdena avverkas. Den försvinner successivt framför allt vid dess utbredningsgränser och populationen har minskat kontinuerligt under 2000-talet. Lavskrika är typisk art för </w:t>
+      </w:r>
+      <w:r>
+        <w:rPr>
+          <w:i/>
+        </w:rPr>
+        <w:t>9010 Taiga</w:t>
+      </w:r>
+      <w:r>
+        <w:t xml:space="preserve"> (SLU Artdatabanken, 2026; Skogsstyrelsen 2016).</w:t>
+      </w:r>
+    </w:p>
+    <w:p>
+      <w:r>
+        <w:rPr>
+          <w:b/>
+        </w:rPr>
         <w:t>Tretåig hackspett (NT, §4)</w:t>
       </w:r>
       <w:r>
@@ -431,7 +451,7 @@
         <w:rPr>
           <w:i/>
         </w:rPr>
-        <w:t>I det avverkningsanmälda skogsområdet har 3 naturvårdsarter varav 2 rödlistade arter sina livsmiljöer och växtplatser.</w:t>
+        <w:t>I det avverkningsanmälda skogsområdet har 4 naturvårdsarter varav 3 rödlistade arter sina livsmiljöer och växtplatser.</w:t>
       </w:r>
     </w:p>
     <w:p>
@@ -629,6 +649,92 @@
       </w:pPr>
       <w:r>
         <w:t>BILAGA 1 – Fridlysta arter</w:t>
+      </w:r>
+    </w:p>
+    <w:p>
+      <w:pPr>
+        <w:pStyle w:val="Heading1"/>
+      </w:pPr>
+      <w:r>
+        <w:t>Lavskrika – ekologi samt krav på livsmiljön</w:t>
+      </w:r>
+    </w:p>
+    <w:p>
+      <w:r>
+        <w:t>Lavskrika är rödlistad som nära hotad (NT), fridlyst enligt 4 § artskyddsförordningen (2007:845) och ingår i förteckningen över prioriterade arter i Skogsstyrelsens föreskrifter och allmänna råd (SKSFS 2011:7) bilaga 4. Lavskrikan är en mycket stationär fågel, som häckar i äldre, slutna och hänglavsrika barrskogar. Nyckelfaktorer är flerskiktad skog med rik undervegetation samt riklig förekomst av hänglavar (SLU Artdatabanken, 2026).</w:t>
+      </w:r>
+    </w:p>
+    <w:p>
+      <w:r>
+        <w:t xml:space="preserve">I Skogsstyrelsens vägledning för hänsyn till fåglar står bland annat att: </w:t>
+      </w:r>
+      <w:r>
+        <w:rPr>
+          <w:i/>
+        </w:rPr>
+        <w:t>“Reviren är livslånga med hemområden som varierar mellan 50 och 150 ha. Hemområdena har inga fasta gränser utan det handlar mera om de yttre gränserna för familjegruppernas rörelser. Lavskrikan undviker att förflytta sig över stora öppna områden och hemområdesstorleken är därför större i områden fragmenterade av hyggen och yngre skog än i områden med i sammanhängande äldre skog. Det finns studier som antyder att det inom ett revir bör finnas maximalt 15 % öppna ytor och ungskog. Inom ett revir av hög kvalitet finns det som regel ett eller flera kärnområden (1–20 ha) med relativt tät flerskiktad granskog.”</w:t>
+      </w:r>
+      <w:r>
+        <w:t xml:space="preserve"> Vidare att: </w:t>
+      </w:r>
+      <w:r>
+        <w:rPr>
+          <w:i/>
+        </w:rPr>
+        <w:t>“Arten missgynnas när flerskiktad skog omförs till enskiktade bestånd. Även skogsskötsel med återkommande röjning och hård gallring är starkt negativt. Lavskrikan har relativt stora hemområden och försvinner när den äldre skogen fragmenteras, särskilt allvarligt är när kärnområdena avverkas.”</w:t>
+      </w:r>
+      <w:r>
+        <w:t xml:space="preserve"> (Skogsstyrelsen 2016).</w:t>
+      </w:r>
+    </w:p>
+    <w:p>
+      <w:r>
+        <w:t xml:space="preserve">Populationen har minskat med 20 (10–30) % under de senaste 15 åren och minskningstakten bedöms vara nära gränsvärdet för sårbar (VU). Arten försvinner successivt framför allt vid dess utbredningsgränser och populationen har minskat kontinuerligt under 2000-talet. Lavskrika är typisk art för </w:t>
+      </w:r>
+      <w:r>
+        <w:rPr>
+          <w:i/>
+        </w:rPr>
+        <w:t>9010 Taiga</w:t>
+      </w:r>
+      <w:r>
+        <w:t xml:space="preserve"> (SLU Artdatabanken, 2026).</w:t>
+      </w:r>
+    </w:p>
+    <w:p>
+      <w:pPr>
+        <w:pStyle w:val="Heading2"/>
+      </w:pPr>
+      <w:r>
+        <w:t>Referenser – lavskrika</w:t>
+      </w:r>
+    </w:p>
+    <w:p>
+      <w:r>
+        <w:t xml:space="preserve">Skogsstyrelsen, 2016. </w:t>
+      </w:r>
+      <w:r>
+        <w:rPr>
+          <w:i/>
+        </w:rPr>
+        <w:t xml:space="preserve">Vägledning för hänsyn till fåglar – lavskrika. </w:t>
+      </w:r>
+      <w:r>
+        <w:t>https://www.skogsstyrelsen.se/globalassets/lag-och-tillsyn/artskydd/vagledningar-for-hansyn-till-faglar/lavskrika-vagledning-hansyn.pdf</w:t>
+      </w:r>
+    </w:p>
+    <w:p>
+      <w:r>
+        <w:t xml:space="preserve">SLU Artdatabanken, 2026. </w:t>
+      </w:r>
+      <w:r>
+        <w:rPr>
+          <w:i/>
+        </w:rPr>
+        <w:t xml:space="preserve">Artfaktablad. Naturvård – artfakta. </w:t>
+      </w:r>
+      <w:r>
+        <w:t>SLU Artdatabanken, Uppsala</w:t>
       </w:r>
     </w:p>
     <w:p>
@@ -960,7 +1066,7 @@
     <w:r>
       <w:tab/>
       <w:tab/>
-      <w:t>2026-10-18</w:t>
+      <w:t>2026-10-19</w:t>
       <w:br/>
       <w:br/>
     </w:r>

--- a/klagomål/A 36895-2024 FSC-klagomål.docx
+++ b/klagomål/A 36895-2024 FSC-klagomål.docx
@@ -1066,7 +1066,7 @@
     <w:r>
       <w:tab/>
       <w:tab/>
-      <w:t>2026-10-19</w:t>
+      <w:t>2026-10-20</w:t>
       <w:br/>
       <w:br/>
     </w:r>

--- a/klagomål/A 36895-2024 FSC-klagomål.docx
+++ b/klagomål/A 36895-2024 FSC-klagomål.docx
@@ -1066,7 +1066,7 @@
     <w:r>
       <w:tab/>
       <w:tab/>
-      <w:t>2026-10-20</w:t>
+      <w:t>2026-10-21</w:t>
       <w:br/>
       <w:br/>
     </w:r>

--- a/klagomål/A 36895-2024 FSC-klagomål.docx
+++ b/klagomål/A 36895-2024 FSC-klagomål.docx
@@ -1066,7 +1066,7 @@
     <w:r>
       <w:tab/>
       <w:tab/>
-      <w:t>2026-10-21</w:t>
+      <w:t>2026-10-22</w:t>
       <w:br/>
       <w:br/>
     </w:r>

--- a/klagomål/A 36895-2024 FSC-klagomål.docx
+++ b/klagomål/A 36895-2024 FSC-klagomål.docx
@@ -216,12 +216,12 @@
         <w:spacing w:after="240"/>
       </w:pPr>
       <w:r>
-        <w:t>Figur 1. Fyndplatser för naturvårdsarter i avverkningsanmälan. Markörer utan svart kant är placerade på fyndplatsen. Markörer med svart kant är placerade vid sidan av fyndplatsen och har ett svart streck som visar fyndplatsens exakta position. Kartans mittpunktskoordinat är N 7174685, E 756068 i SWEREF 99 TM.</w:t>
+        <w:t>Figur 1. Fyndplatser för naturvårdsarter i och inom 19 meter från avverkningsanmälan. Markörer utan svart kant är placerade på fyndplatsen. Markörer med svart kant är placerade vid sidan av fyndplatsen och har ett svart streck som visar fyndplatsens exakta position. Kartans mittpunktskoordinat är N 7174685, E 756068 i SWEREF 99 TM.</w:t>
       </w:r>
     </w:p>
     <w:p>
       <w:r>
-        <w:t>I avverkningsanmälan finns fynd av 4 naturvårdsarter, varav 3 är rödlistade, 2 är fridlysta, 4 är typiska (T) och 1 är signalart (S): garnlav (VU, T), lavskrika (NT, T, §4), tretåig hackspett (NT, T, §4) och vedticka (S, T). Se Figur 1.</w:t>
+        <w:t>I och inom 19 meter från avverkningsanmälan finns fynd av 5 naturvårdsarter, varav 4 är rödlistade, 2 är fridlysta, 5 är typiska (T) och 1 är signalart (S): garnlav (VU, T), lavskrika (NT, T, §4), lunglav (NT, T), tretåig hackspett (NT, T, §4) och vedticka (S, T). Se Figur 1.</w:t>
       </w:r>
     </w:p>
     <w:p>
@@ -301,6 +301,62 @@
         <w:rPr>
           <w:b/>
         </w:rPr>
+        <w:t>Lunglav (NT)</w:t>
+      </w:r>
+      <w:r>
+        <w:t xml:space="preserve"> är en av vårt lands främsta signalarter som överallt indikerar gamla lövträd, skogsbestånd med höga naturvärden och ekosystem med långskoglig kontinuitet. Lokalt kan förekomsten vara mycket riklig men den hittas nästan enbart i gamla och ej slutavverkade skogar. Artens samtliga förekomster bör uppmärksammas från naturvårdssynpunkt, då många lokaler även hyser andra ovanliga och rödlistade arter. Rikliga förekomster bör skyddas med biotopskydd, frivilliga avsättningar eller reservat. På lunglav kan de sällsynta lavparasiterna lunglavshårprick (CR), </w:t>
+      </w:r>
+      <w:r>
+        <w:rPr>
+          <w:i/>
+        </w:rPr>
+        <w:t>Abrothallus diederichii</w:t>
+      </w:r>
+      <w:r>
+        <w:t xml:space="preserve"> (VU), </w:t>
+      </w:r>
+      <w:r>
+        <w:rPr>
+          <w:i/>
+        </w:rPr>
+        <w:t>Abrothallus lobariae</w:t>
+      </w:r>
+      <w:r>
+        <w:t xml:space="preserve"> (VU), </w:t>
+      </w:r>
+      <w:r>
+        <w:rPr>
+          <w:i/>
+        </w:rPr>
+        <w:t>Calycina lobariae</w:t>
+      </w:r>
+      <w:r>
+        <w:t xml:space="preserve"> (VU), lunglavsknapp (VU) och skrovelmössing (VU) påträffas. Lunglav är typisk art för </w:t>
+      </w:r>
+      <w:r>
+        <w:rPr>
+          <w:i/>
+        </w:rPr>
+        <w:t>9010 Taiga, 9020 Nordlig ädellövskog, 9110 Näringsfattig bokskog, 9130 Näringsrik bokskog, 9160 Näringsrik ekskog, 9180 Ädellövskog i branter, 9190 Näringsfattig ekskog, 9070 Trädklädd betesmark, 9040 Fjällbjörkskog</w:t>
+      </w:r>
+      <w:r>
+        <w:t xml:space="preserve"> och</w:t>
+      </w:r>
+      <w:r>
+        <w:rPr>
+          <w:i/>
+        </w:rPr>
+        <w:t xml:space="preserve"> 6530 Lövängar</w:t>
+      </w:r>
+      <w:r>
+        <w:t xml:space="preserve"> (SLU Artdatabanken, 2026; Nitare &amp; Skogsstyrelsen, 2019).</w:t>
+      </w:r>
+    </w:p>
+    <w:p>
+      <w:r>
+        <w:rPr>
+          <w:b/>
+        </w:rPr>
         <w:t>Tretåig hackspett (NT, §4)</w:t>
       </w:r>
       <w:r>
@@ -451,7 +507,7 @@
         <w:rPr>
           <w:i/>
         </w:rPr>
-        <w:t>I det avverkningsanmälda skogsområdet har 4 naturvårdsarter varav 3 rödlistade arter sina livsmiljöer och växtplatser.</w:t>
+        <w:t>I det avverkningsanmälda skogsområdet har 5 naturvårdsarter varav 4 rödlistade arter sina livsmiljöer och växtplatser.</w:t>
       </w:r>
     </w:p>
     <w:p>
@@ -648,7 +704,9 @@
         <w:pStyle w:val="Title"/>
       </w:pPr>
       <w:r>
-        <w:t>BILAGA 1 – Fridlysta arter</w:t>
+        <w:t>BILAGA 1 –</w:t>
+        <w:br/>
+        <w:t>Fridlysta och rödlistade arter</w:t>
       </w:r>
     </w:p>
     <w:p>
@@ -735,6 +793,105 @@
       </w:r>
       <w:r>
         <w:t>SLU Artdatabanken, Uppsala</w:t>
+      </w:r>
+    </w:p>
+    <w:p>
+      <w:pPr>
+        <w:pStyle w:val="Heading1"/>
+      </w:pPr>
+      <w:r>
+        <w:t>Lunglav – ekologi samt krav på livsmiljön</w:t>
+      </w:r>
+    </w:p>
+    <w:p>
+      <w:r>
+        <w:t xml:space="preserve">Lunglav (NT) är en av vårt lands främsta signalarter som överallt indikerar gamla lövträd, skogsbestånd med höga naturvärden och ekosystem med lång skoglig kontinuitet. Lokalt kan förekomsten vara mycket riklig men den hittas nästan enbart i gamla och ej slutavverkade skogar. Artens samtliga förekomster bör uppmärksammas från naturvårdssynpunkt, då många lokaler även hyser andra ovanliga och rödlistade arter, däribland de sällsynta lavparasiterna lunglavshårprick (CR), </w:t>
+      </w:r>
+      <w:r>
+        <w:rPr>
+          <w:i/>
+        </w:rPr>
+        <w:t>Abrothallus diederichii</w:t>
+      </w:r>
+      <w:r>
+        <w:t xml:space="preserve"> (VU), </w:t>
+      </w:r>
+      <w:r>
+        <w:rPr>
+          <w:i/>
+        </w:rPr>
+        <w:t>Abrothallus lobariae</w:t>
+      </w:r>
+      <w:r>
+        <w:t xml:space="preserve"> (VU), </w:t>
+      </w:r>
+      <w:r>
+        <w:rPr>
+          <w:i/>
+        </w:rPr>
+        <w:t>Calycina lobariae</w:t>
+      </w:r>
+      <w:r>
+        <w:t xml:space="preserve"> (VU), lunglavsknapp (VU) och skrovelmössing (VU), som växer på lunglav. Rikliga förekomster med lunglav bör skyddas med biotopskydd, frivilliga avsättningar eller reservat (SLU Artdatabanken, 2026; Nitare &amp; Skogsstyrelsen, 2019).</w:t>
+      </w:r>
+    </w:p>
+    <w:p>
+      <w:r>
+        <w:t xml:space="preserve">Lunglav är typisk art för </w:t>
+      </w:r>
+      <w:r>
+        <w:rPr>
+          <w:i/>
+        </w:rPr>
+        <w:t>9010 Taiga, 9020 Nordlig ädellövskog, 9110 Näringsfattig bokskog, 9130 Näringsrik bokskog, 9160 Näringsrik ekskog, 9180 Ädellövskog i branter, 9190 Näringsfattig ekskog, 9070 Trädklädd betesmark, 9040 Fjällbjörkskog</w:t>
+      </w:r>
+      <w:r>
+        <w:t xml:space="preserve"> och</w:t>
+      </w:r>
+      <w:r>
+        <w:rPr>
+          <w:i/>
+        </w:rPr>
+        <w:t xml:space="preserve"> 6530 Lövängar</w:t>
+      </w:r>
+      <w:r>
+        <w:t xml:space="preserve"> (SLU Artdatabanken, 2026).</w:t>
+      </w:r>
+    </w:p>
+    <w:p>
+      <w:pPr>
+        <w:pStyle w:val="Heading2"/>
+      </w:pPr>
+      <w:r>
+        <w:t>Referenser – lunglav</w:t>
+      </w:r>
+    </w:p>
+    <w:p>
+      <w:r>
+        <w:t xml:space="preserve">Nitare, J. och Skogsstyrelsen, 2019. </w:t>
+      </w:r>
+      <w:r>
+        <w:rPr>
+          <w:i/>
+        </w:rPr>
+        <w:t xml:space="preserve">Skyddsvärd skog – Naturvårdsarter och andra kriterier för naturvärdesbedömning. </w:t>
+      </w:r>
+      <w:r>
+        <w:t>Skogsstyrelsen.</w:t>
+      </w:r>
+    </w:p>
+    <w:p>
+      <w:r>
+        <w:t xml:space="preserve">SLU Artdatabanken, 2026. </w:t>
+      </w:r>
+      <w:r>
+        <w:rPr>
+          <w:i/>
+        </w:rPr>
+        <w:t xml:space="preserve">Artfaktablad. Naturvård – artfakta. </w:t>
+      </w:r>
+      <w:r>
+        <w:t>SLU Artdatabanken, Uppsala.</w:t>
       </w:r>
     </w:p>
     <w:p>
@@ -1066,7 +1223,7 @@
     <w:r>
       <w:tab/>
       <w:tab/>
-      <w:t>2026-10-22</w:t>
+      <w:t>2026-10-23</w:t>
       <w:br/>
       <w:br/>
     </w:r>

--- a/klagomål/A 36895-2024 FSC-klagomål.docx
+++ b/klagomål/A 36895-2024 FSC-klagomål.docx
@@ -1223,7 +1223,7 @@
     <w:r>
       <w:tab/>
       <w:tab/>
-      <w:t>2026-10-23</w:t>
+      <w:t>2026-10-24</w:t>
       <w:br/>
       <w:br/>
     </w:r>

--- a/klagomål/A 36895-2024 FSC-klagomål.docx
+++ b/klagomål/A 36895-2024 FSC-klagomål.docx
@@ -1223,7 +1223,7 @@
     <w:r>
       <w:tab/>
       <w:tab/>
-      <w:t>2026-10-24</w:t>
+      <w:t>2026-10-25</w:t>
       <w:br/>
       <w:br/>
     </w:r>

--- a/klagomål/A 36895-2024 FSC-klagomål.docx
+++ b/klagomål/A 36895-2024 FSC-klagomål.docx
@@ -1223,7 +1223,7 @@
     <w:r>
       <w:tab/>
       <w:tab/>
-      <w:t>2026-10-25</w:t>
+      <w:t>2026-10-26</w:t>
       <w:br/>
       <w:br/>
     </w:r>

--- a/klagomål/A 36895-2024 FSC-klagomål.docx
+++ b/klagomål/A 36895-2024 FSC-klagomål.docx
@@ -1223,7 +1223,7 @@
     <w:r>
       <w:tab/>
       <w:tab/>
-      <w:t>2026-10-26</w:t>
+      <w:t>2026-10-27</w:t>
       <w:br/>
       <w:br/>
     </w:r>

--- a/klagomål/A 36895-2024 FSC-klagomål.docx
+++ b/klagomål/A 36895-2024 FSC-klagomål.docx
@@ -1223,7 +1223,7 @@
     <w:r>
       <w:tab/>
       <w:tab/>
-      <w:t>2026-10-27</w:t>
+      <w:t>2026-10-28</w:t>
       <w:br/>
       <w:br/>
     </w:r>

--- a/klagomål/A 36895-2024 FSC-klagomål.docx
+++ b/klagomål/A 36895-2024 FSC-klagomål.docx
@@ -1223,7 +1223,7 @@
     <w:r>
       <w:tab/>
       <w:tab/>
-      <w:t>2026-10-28</w:t>
+      <w:t>2026-10-29</w:t>
       <w:br/>
       <w:br/>
     </w:r>

--- a/klagomål/A 36895-2024 FSC-klagomål.docx
+++ b/klagomål/A 36895-2024 FSC-klagomål.docx
@@ -1223,7 +1223,7 @@
     <w:r>
       <w:tab/>
       <w:tab/>
-      <w:t>2026-10-29</w:t>
+      <w:t>2026-10-31</w:t>
       <w:br/>
       <w:br/>
     </w:r>
